--- a/public/templates/bc-medicals/quotation/BID FORM 1.docx
+++ b/public/templates/bc-medicals/quotation/BID FORM 1.docx
@@ -775,7 +775,7 @@
                 <w:color w:val="000000" w:themeColor="text1"/>
                 <w:spacing w:val="1"/>
               </w:rPr>
-              <w:t>9</w:t>
+              <w:t>{{dateDay}}</w:t>
             </w:r>
             <w:r>
               <w:rPr>
@@ -784,7 +784,7 @@
                 <w:spacing w:val="1"/>
                 <w:vertAlign w:val="superscript"/>
               </w:rPr>
-              <w:t>TH</w:t>
+              <w:t>{{daySuffix}}</w:t>
             </w:r>
             <w:r>
               <w:rPr>
@@ -800,7 +800,7 @@
                 <w:color w:val="000000" w:themeColor="text1"/>
                 <w:spacing w:val="1"/>
               </w:rPr>
-              <w:t>February, 2026</w:t>
+              <w:t>{{dateMonth}}, {{dateYear}}</w:t>
             </w:r>
           </w:p>
         </w:tc>
@@ -891,7 +891,7 @@
           <w:sz w:val="24"/>
           <w:szCs w:val="24"/>
         </w:rPr>
-        <w:t>My Ref: GHS/RHB/26/AW/PQ/NM/1Q</w:t>
+        <w:t>My Ref: {{sqNumber}}</w:t>
       </w:r>
     </w:p>
     <w:p>
@@ -917,21 +917,21 @@
           <w:b/>
           <w:color w:val="auto"/>
         </w:rPr>
-        <w:t xml:space="preserve">BOLGATANGA </w:t>
+        <w:t xml:space="preserve">{{hospitalName}}</w:t>
       </w:r>
       <w:r>
         <w:rPr>
           <w:b/>
           <w:color w:val="auto"/>
         </w:rPr>
-        <w:t>REGIONAL</w:t>
+        <w:t/>
       </w:r>
       <w:r>
         <w:rPr>
           <w:b/>
           <w:color w:val="auto"/>
         </w:rPr>
-        <w:t xml:space="preserve"> HOSPITAL </w:t>
+        <w:t xml:space="preserve"/>
       </w:r>
     </w:p>
     <w:p>
@@ -947,7 +947,7 @@
           <w:b/>
           <w:color w:val="auto"/>
         </w:rPr>
-        <w:t>P.</w:t>
+        <w:t>{{hospitalAddress}}</w:t>
       </w:r>
       <w:r>
         <w:rPr>
@@ -961,7 +961,7 @@
           <w:b/>
           <w:color w:val="auto"/>
         </w:rPr>
-        <w:t>O.</w:t>
+        <w:t/>
       </w:r>
       <w:r>
         <w:rPr>
@@ -975,21 +975,21 @@
           <w:b/>
           <w:color w:val="auto"/>
         </w:rPr>
-        <w:t xml:space="preserve">BOX </w:t>
+        <w:t xml:space="preserve"/>
       </w:r>
       <w:r>
         <w:rPr>
           <w:b/>
           <w:color w:val="auto"/>
         </w:rPr>
-        <w:t>2</w:t>
+        <w:t/>
       </w:r>
       <w:r>
         <w:rPr>
           <w:b/>
           <w:color w:val="auto"/>
         </w:rPr>
-        <w:t xml:space="preserve">6, </w:t>
+        <w:t xml:space="preserve"/>
       </w:r>
     </w:p>
     <w:p>
@@ -1005,14 +1005,14 @@
           <w:b/>
           <w:color w:val="auto"/>
         </w:rPr>
-        <w:t>BOLGATANGA</w:t>
+        <w:t/>
       </w:r>
       <w:r>
         <w:rPr>
           <w:b/>
           <w:color w:val="auto"/>
         </w:rPr>
-        <w:t xml:space="preserve">, </w:t>
+        <w:t xml:space="preserve"/>
       </w:r>
     </w:p>
     <w:p>
@@ -1028,7 +1028,7 @@
           <w:b/>
           <w:color w:val="auto"/>
         </w:rPr>
-        <w:t>UPPER EAST REGION</w:t>
+        <w:t/>
       </w:r>
     </w:p>
     <w:p>
@@ -1084,7 +1084,7 @@
           <w:szCs w:val="25"/>
           <w:u w:val="single"/>
         </w:rPr>
-        <w:t>SUPPLY, DELIVERY OF NON-MEDICINES CONSUMABLES</w:t>
+        <w:t>{{titleUpper}}</w:t>
       </w:r>
     </w:p>
     <w:p>
